--- a/data/cvs/cv_91_Linear_Full_Stack_Engineer.docx
+++ b/data/cvs/cv_91_Linear_Full_Stack_Engineer.docx
@@ -86,7 +86,7 @@
         <w:rPr>
           <w:sz w:val="20"/>
         </w:rPr>
-        <w:t>Full Stack Developer with a focus on AI-driven solutions, currently building production systems at Copy Cat Group. I work across the entire stack, from Python backends and REST APIs to React frontends, with a recent emphasis on AI integration. My experience spans both Kenyan and U.S. tech companies, including remote work. I've led full-stack development, collaborated on cross-functional teams, and contributed to AI model training through data annotation and evaluation.</w:t>
+        <w:t>Full Stack Developer with a focus on AI-driven solutions, currently building production systems at Copy Cat Group. I work across the entire stack, from Python backends and REST APIs to React frontends, with a recent emphasis on AI integration. My experience includes developing full-stack applications, integrating APIs, and implementing AI-driven automation features. I have a track record of delivering high-quality, scalable solutions, and I am well-versed in Agile methodologies and CI/CD practices.</w:t>
       </w:r>
     </w:p>
     <w:p>
@@ -277,7 +277,7 @@
         <w:rPr>
           <w:sz w:val="20"/>
         </w:rPr>
-        <w:t>Integrating SAP APIs with an internal Credit Control System for automated OA and IT processes.</w:t>
+        <w:t>Integrating SAP APIs with an internal Credit Control System, automating processes for OA and IT business units.</w:t>
       </w:r>
     </w:p>
     <w:p>
@@ -289,7 +289,7 @@
         <w:rPr>
           <w:sz w:val="20"/>
         </w:rPr>
-        <w:t>Authoring comprehensive System Design Documents (SDDs) for Application, Data, Integration, and Security Architecture.</w:t>
+        <w:t>Authoring technical documentation: BRD, SDD, and enterprise architecture specifications for internal teams and clients.</w:t>
       </w:r>
     </w:p>
     <w:p>
@@ -301,19 +301,7 @@
         <w:rPr>
           <w:sz w:val="20"/>
         </w:rPr>
-        <w:t>Designing and building an AI-powered tender scraping pipeline to automate tender opportunity discovery and processing.</w:t>
-      </w:r>
-    </w:p>
-    <w:p>
-      <w:pPr>
-        <w:pStyle w:val="ListBullet"/>
-        <w:spacing w:before="0" w:after="20"/>
-      </w:pPr>
-      <w:r>
-        <w:rPr>
-          <w:sz w:val="20"/>
-        </w:rPr>
-        <w:t>Driving client-facing product initiatives from conception to delivery, including MVP definition and project lead confirmation.</w:t>
+        <w:t>Designing and prototyping an AI-powered tender scraping pipeline, automating tender opportunity discovery and processing.</w:t>
       </w:r>
     </w:p>
     <w:p>
@@ -348,31 +336,7 @@
         <w:rPr>
           <w:sz w:val="20"/>
         </w:rPr>
-        <w:t>Train AI models by generating accurate difference-based captions for multimodal datasets</w:t>
-      </w:r>
-    </w:p>
-    <w:p>
-      <w:pPr>
-        <w:pStyle w:val="ListBullet"/>
-        <w:spacing w:before="0" w:after="20"/>
-      </w:pPr>
-      <w:r>
-        <w:rPr>
-          <w:sz w:val="20"/>
-        </w:rPr>
-        <w:t>Perform categorisation, bounding, consistency checks, and image-level validation to improve multimodal model accuracy</w:t>
-      </w:r>
-    </w:p>
-    <w:p>
-      <w:pPr>
-        <w:pStyle w:val="ListBullet"/>
-        <w:spacing w:before="0" w:after="20"/>
-      </w:pPr>
-      <w:r>
-        <w:rPr>
-          <w:sz w:val="20"/>
-        </w:rPr>
-        <w:t>Contribute high-quality annotated outputs that directly feed into production AI model training pipelines</w:t>
+        <w:t>Trained AI models through difference-based captioning, categorisation, and validation, improving multimodal accuracy.</w:t>
       </w:r>
     </w:p>
     <w:p>
@@ -407,7 +371,7 @@
         <w:rPr>
           <w:sz w:val="20"/>
         </w:rPr>
-        <w:t>Developed and delivered full-stack solutions for U.S.-based clients across different sectors</w:t>
+        <w:t>Developed full-stack solutions for diverse U.S. clients, including UI components, API optimisation, and CMS-based websites.</w:t>
       </w:r>
     </w:p>
     <w:p>
@@ -419,19 +383,7 @@
         <w:rPr>
           <w:sz w:val="20"/>
         </w:rPr>
-        <w:t>Built UI components, optimised APIs, and handled CMS-based website systems</w:t>
-      </w:r>
-    </w:p>
-    <w:p>
-      <w:pPr>
-        <w:pStyle w:val="ListBullet"/>
-        <w:spacing w:before="0" w:after="20"/>
-      </w:pPr>
-      <w:r>
-        <w:rPr>
-          <w:sz w:val="20"/>
-        </w:rPr>
-        <w:t>Collaborated with remote teams to debug, improve performance, and implement client feedback</w:t>
+        <w:t>Collaborated remotely to debug, enhance performance, and implement client feedback, ensuring high-quality deliverables.</w:t>
       </w:r>
     </w:p>
     <w:p>
@@ -466,31 +418,7 @@
         <w:rPr>
           <w:sz w:val="20"/>
         </w:rPr>
-        <w:t>Annotated and evaluated datasets for health and agriculture AI systems</w:t>
-      </w:r>
-    </w:p>
-    <w:p>
-      <w:pPr>
-        <w:pStyle w:val="ListBullet"/>
-        <w:spacing w:before="0" w:after="20"/>
-      </w:pPr>
-      <w:r>
-        <w:rPr>
-          <w:sz w:val="20"/>
-        </w:rPr>
-        <w:t>Performed intent detection, slot tagging, utterance verification, and structured dataset creation</w:t>
-      </w:r>
-    </w:p>
-    <w:p>
-      <w:pPr>
-        <w:pStyle w:val="ListBullet"/>
-        <w:spacing w:before="0" w:after="20"/>
-      </w:pPr>
-      <w:r>
-        <w:rPr>
-          <w:sz w:val="20"/>
-        </w:rPr>
-        <w:t>Ensured annotation quality and consistency across multilingual and multimodal training data</w:t>
+        <w:t>Annotated and evaluated datasets for health and agriculture AI, ensuring quality and consistency across languages and modalities.</w:t>
       </w:r>
     </w:p>
     <w:p>
